--- a/Calendario2026/Políticas/Politicas2025_302.docx
+++ b/Calendario2026/Políticas/Politicas2025_302.docx
@@ -4,7 +4,7 @@
   <w:body>
     <w:p>
       <w:pPr>
-        <w:pStyle w:val="Heading2"/>
+        <w:pStyle w:val="Ttulo2"/>
         <w:spacing w:before="120" w:line="340" w:lineRule="exact"/>
         <w:rPr>
           <w:rFonts w:ascii="Tahoma" w:hAnsi="Tahoma" w:cs="Tahoma"/>
@@ -200,7 +200,7 @@
     </w:p>
     <w:p>
       <w:pPr>
-        <w:pStyle w:val="Heading2"/>
+        <w:pStyle w:val="Ttulo2"/>
         <w:spacing w:before="120" w:line="340" w:lineRule="exact"/>
         <w:rPr>
           <w:rFonts w:ascii="Tahoma" w:hAnsi="Tahoma" w:cs="Tahoma"/>
@@ -215,7 +215,7 @@
     </w:p>
     <w:p>
       <w:pPr>
-        <w:pStyle w:val="Heading2"/>
+        <w:pStyle w:val="Ttulo2"/>
         <w:jc w:val="both"/>
         <w:rPr>
           <w:rFonts w:ascii="Tahoma" w:hAnsi="Tahoma" w:cs="Tahoma"/>
@@ -230,7 +230,7 @@
     </w:p>
     <w:p>
       <w:pPr>
-        <w:pStyle w:val="Heading2"/>
+        <w:pStyle w:val="Ttulo2"/>
         <w:spacing w:before="120" w:line="340" w:lineRule="exact"/>
         <w:jc w:val="left"/>
         <w:rPr>
@@ -271,7 +271,7 @@
     </w:p>
     <w:p>
       <w:pPr>
-        <w:pStyle w:val="Heading2"/>
+        <w:pStyle w:val="Ttulo2"/>
         <w:spacing w:before="120" w:line="340" w:lineRule="exact"/>
         <w:rPr>
           <w:rFonts w:ascii="Tahoma" w:hAnsi="Tahoma" w:cs="Tahoma"/>
@@ -311,7 +311,7 @@
     </w:p>
     <w:p>
       <w:pPr>
-        <w:pStyle w:val="Heading1"/>
+        <w:pStyle w:val="Ttulo1"/>
         <w:spacing w:after="120"/>
         <w:rPr>
           <w:rFonts w:ascii="Arial" w:hAnsi="Arial"/>
@@ -971,7 +971,7 @@
     <w:bookmarkEnd w:id="2"/>
     <w:p>
       <w:pPr>
-        <w:pStyle w:val="BodyText"/>
+        <w:pStyle w:val="Textoindependiente"/>
         <w:spacing w:before="0" w:line="240" w:lineRule="auto"/>
         <w:rPr>
           <w:b/>
@@ -986,7 +986,7 @@
     </w:p>
     <w:p>
       <w:pPr>
-        <w:pStyle w:val="BodyText"/>
+        <w:pStyle w:val="Textoindependiente"/>
         <w:spacing w:line="240" w:lineRule="auto"/>
         <w:rPr>
           <w:b/>
@@ -1037,7 +1037,7 @@
     </w:p>
     <w:p>
       <w:pPr>
-        <w:pStyle w:val="BodyText"/>
+        <w:pStyle w:val="Textoindependiente"/>
         <w:spacing w:before="240" w:line="360" w:lineRule="auto"/>
         <w:rPr>
           <w:sz w:val="22"/>
@@ -1066,7 +1066,7 @@
     </w:p>
     <w:p>
       <w:pPr>
-        <w:pStyle w:val="BodyText"/>
+        <w:pStyle w:val="Textoindependiente"/>
         <w:spacing w:before="60" w:line="360" w:lineRule="auto"/>
         <w:rPr>
           <w:sz w:val="22"/>
@@ -1203,7 +1203,15 @@
           <w:sz w:val="22"/>
           <w:szCs w:val="22"/>
         </w:rPr>
-        <w:t>15</w:t>
+        <w:t>1</w:t>
+      </w:r>
+      <w:r>
+        <w:rPr>
+          <w:rFonts w:ascii="Arial" w:hAnsi="Arial"/>
+          <w:sz w:val="22"/>
+          <w:szCs w:val="22"/>
+        </w:rPr>
+        <w:t>6</w:t>
       </w:r>
       <w:r>
         <w:rPr>
@@ -1307,7 +1315,15 @@
           <w:sz w:val="22"/>
           <w:szCs w:val="22"/>
         </w:rPr>
-        <w:t>20%   Examen integrador (Módulo 4)</w:t>
+        <w:t>19</w:t>
+      </w:r>
+      <w:r>
+        <w:rPr>
+          <w:rFonts w:ascii="Arial" w:hAnsi="Arial"/>
+          <w:sz w:val="22"/>
+          <w:szCs w:val="22"/>
+        </w:rPr>
+        <w:t>%   Examen integrador (Módulo 4)</w:t>
       </w:r>
     </w:p>
     <w:p>
@@ -1409,7 +1425,7 @@
     </w:p>
     <w:p>
       <w:pPr>
-        <w:pStyle w:val="BodyText"/>
+        <w:pStyle w:val="Textoindependiente"/>
         <w:spacing w:before="0" w:line="360" w:lineRule="auto"/>
         <w:rPr>
           <w:sz w:val="22"/>
@@ -1424,7 +1440,7 @@
     </w:p>
     <w:p>
       <w:pPr>
-        <w:pStyle w:val="BodyText"/>
+        <w:pStyle w:val="Textoindependiente"/>
         <w:spacing w:before="0" w:line="360" w:lineRule="auto"/>
         <w:rPr>
           <w:sz w:val="22"/>
@@ -1485,7 +1501,7 @@
     </w:p>
     <w:p>
       <w:pPr>
-        <w:pStyle w:val="BodyText"/>
+        <w:pStyle w:val="Textoindependiente"/>
         <w:spacing w:before="0" w:line="360" w:lineRule="auto"/>
         <w:rPr>
           <w:sz w:val="22"/>
@@ -1500,7 +1516,7 @@
     </w:p>
     <w:p>
       <w:pPr>
-        <w:pStyle w:val="BodyText"/>
+        <w:pStyle w:val="Textoindependiente"/>
         <w:spacing w:before="0" w:line="360" w:lineRule="auto"/>
         <w:rPr>
           <w:sz w:val="22"/>
@@ -1521,7 +1537,7 @@
     </w:p>
     <w:p>
       <w:pPr>
-        <w:pStyle w:val="BodyText"/>
+        <w:pStyle w:val="Textoindependiente"/>
         <w:spacing w:before="0" w:line="360" w:lineRule="auto"/>
         <w:rPr>
           <w:sz w:val="22"/>
@@ -1559,7 +1575,7 @@
     </w:p>
     <w:p>
       <w:pPr>
-        <w:pStyle w:val="BodyText"/>
+        <w:pStyle w:val="Textoindependiente"/>
         <w:spacing w:line="320" w:lineRule="exact"/>
         <w:rPr>
           <w:sz w:val="22"/>
@@ -1750,7 +1766,7 @@
     </w:p>
     <w:p>
       <w:pPr>
-        <w:pStyle w:val="BodyText"/>
+        <w:pStyle w:val="Textoindependiente"/>
         <w:spacing w:line="320" w:lineRule="exact"/>
         <w:rPr>
           <w:sz w:val="22"/>
@@ -1838,7 +1854,7 @@
     </w:p>
     <w:p>
       <w:pPr>
-        <w:pStyle w:val="BodyText"/>
+        <w:pStyle w:val="Textoindependiente"/>
         <w:spacing w:before="0" w:line="300" w:lineRule="exact"/>
         <w:rPr>
           <w:sz w:val="22"/>
@@ -1916,7 +1932,7 @@
     </w:p>
     <w:p>
       <w:pPr>
-        <w:pStyle w:val="BodyText"/>
+        <w:pStyle w:val="Textoindependiente"/>
         <w:spacing w:line="300" w:lineRule="exact"/>
         <w:rPr>
           <w:sz w:val="22"/>
@@ -1954,7 +1970,7 @@
     </w:p>
     <w:p>
       <w:pPr>
-        <w:pStyle w:val="BodyText"/>
+        <w:pStyle w:val="Textoindependiente"/>
         <w:spacing w:before="0" w:after="120" w:line="240" w:lineRule="auto"/>
         <w:rPr>
           <w:b/>
@@ -1993,7 +2009,7 @@
     </w:p>
     <w:p>
       <w:pPr>
-        <w:pStyle w:val="BodyText"/>
+        <w:pStyle w:val="Textoindependiente"/>
         <w:spacing w:before="0" w:line="320" w:lineRule="exact"/>
         <w:rPr>
           <w:b/>
@@ -2053,7 +2069,6 @@
         </w:rPr>
         <w:t xml:space="preserve">nstalar </w:t>
       </w:r>
-      <w:proofErr w:type="spellStart"/>
       <w:r>
         <w:rPr>
           <w:b/>
@@ -2064,7 +2079,6 @@
         </w:rPr>
         <w:t>Respondus</w:t>
       </w:r>
-      <w:proofErr w:type="spellEnd"/>
       <w:r>
         <w:rPr>
           <w:color w:val="3B3838"/>
@@ -2073,7 +2087,6 @@
         </w:rPr>
         <w:t xml:space="preserve"> </w:t>
       </w:r>
-      <w:proofErr w:type="spellStart"/>
       <w:r>
         <w:rPr>
           <w:b/>
@@ -2082,31 +2095,20 @@
           <w:sz w:val="22"/>
           <w:szCs w:val="22"/>
         </w:rPr>
-        <w:t>LockDown</w:t>
-      </w:r>
-      <w:proofErr w:type="spellEnd"/>
-      <w:r>
-        <w:rPr>
-          <w:b/>
-          <w:bCs/>
+        <w:t>LockDown Browser</w:t>
+      </w:r>
+      <w:r>
+        <w:rPr>
           <w:color w:val="3B3838"/>
           <w:sz w:val="22"/>
           <w:szCs w:val="22"/>
         </w:rPr>
-        <w:t xml:space="preserve"> Browser</w:t>
-      </w:r>
-      <w:r>
-        <w:rPr>
-          <w:color w:val="3B3838"/>
-          <w:sz w:val="22"/>
-          <w:szCs w:val="22"/>
-        </w:rPr>
         <w:t xml:space="preserve"> en sus computadoras. </w:t>
       </w:r>
     </w:p>
     <w:p>
       <w:pPr>
-        <w:pStyle w:val="BodyText"/>
+        <w:pStyle w:val="Textoindependiente"/>
         <w:spacing w:before="0" w:line="360" w:lineRule="exact"/>
         <w:ind w:left="360"/>
         <w:rPr>
@@ -2163,7 +2165,7 @@
     </w:p>
     <w:p>
       <w:pPr>
-        <w:pStyle w:val="BodyText"/>
+        <w:pStyle w:val="Textoindependiente"/>
         <w:spacing w:before="0" w:line="320" w:lineRule="exact"/>
         <w:rPr>
           <w:sz w:val="22"/>
@@ -2588,7 +2590,7 @@
     </w:p>
     <w:p>
       <w:pPr>
-        <w:pStyle w:val="ListParagraph"/>
+        <w:pStyle w:val="Prrafodelista"/>
         <w:numPr>
           <w:ilvl w:val="0"/>
           <w:numId w:val="16"/>
@@ -2613,7 +2615,7 @@
     </w:p>
     <w:p>
       <w:pPr>
-        <w:pStyle w:val="ListParagraph"/>
+        <w:pStyle w:val="Prrafodelista"/>
         <w:numPr>
           <w:ilvl w:val="0"/>
           <w:numId w:val="16"/>
@@ -2638,7 +2640,7 @@
     </w:p>
     <w:p>
       <w:pPr>
-        <w:pStyle w:val="ListParagraph"/>
+        <w:pStyle w:val="Prrafodelista"/>
         <w:numPr>
           <w:ilvl w:val="0"/>
           <w:numId w:val="16"/>
@@ -2663,7 +2665,7 @@
     </w:p>
     <w:p>
       <w:pPr>
-        <w:pStyle w:val="ListParagraph"/>
+        <w:pStyle w:val="Prrafodelista"/>
         <w:numPr>
           <w:ilvl w:val="0"/>
           <w:numId w:val="16"/>
@@ -2688,7 +2690,7 @@
     </w:p>
     <w:p>
       <w:pPr>
-        <w:pStyle w:val="ListParagraph"/>
+        <w:pStyle w:val="Prrafodelista"/>
         <w:numPr>
           <w:ilvl w:val="0"/>
           <w:numId w:val="16"/>
@@ -2713,7 +2715,7 @@
     </w:p>
     <w:p>
       <w:pPr>
-        <w:pStyle w:val="ListParagraph"/>
+        <w:pStyle w:val="Prrafodelista"/>
         <w:numPr>
           <w:ilvl w:val="0"/>
           <w:numId w:val="17"/>
@@ -2737,7 +2739,7 @@
     </w:p>
     <w:p>
       <w:pPr>
-        <w:pStyle w:val="ListParagraph"/>
+        <w:pStyle w:val="Prrafodelista"/>
         <w:numPr>
           <w:ilvl w:val="0"/>
           <w:numId w:val="17"/>
@@ -2761,7 +2763,7 @@
     </w:p>
     <w:p>
       <w:pPr>
-        <w:pStyle w:val="ListParagraph"/>
+        <w:pStyle w:val="Prrafodelista"/>
         <w:numPr>
           <w:ilvl w:val="0"/>
           <w:numId w:val="17"/>
@@ -2785,7 +2787,7 @@
     </w:p>
     <w:p>
       <w:pPr>
-        <w:pStyle w:val="ListParagraph"/>
+        <w:pStyle w:val="Prrafodelista"/>
         <w:numPr>
           <w:ilvl w:val="0"/>
           <w:numId w:val="17"/>
@@ -3139,30 +3141,12 @@
           <w:sz w:val="22"/>
           <w:szCs w:val="22"/>
         </w:rPr>
-        <w:t xml:space="preserve">Este reglamento aplica para todos los alumnos a partir de su promulgación. Los casos de alumnos que, </w:t>
-      </w:r>
-      <w:proofErr w:type="gramStart"/>
-      <w:r>
-        <w:rPr>
-          <w:rFonts w:ascii="Arial" w:hAnsi="Arial" w:cs="Arial"/>
-          <w:sz w:val="22"/>
-          <w:szCs w:val="22"/>
-        </w:rPr>
-        <w:t>de acuerdo a</w:t>
-      </w:r>
-      <w:proofErr w:type="gramEnd"/>
-      <w:r>
-        <w:rPr>
-          <w:rFonts w:ascii="Arial" w:hAnsi="Arial" w:cs="Arial"/>
-          <w:sz w:val="22"/>
-          <w:szCs w:val="22"/>
-        </w:rPr>
-        <w:t xml:space="preserve"> la versión previa de este reglamento, tengan registrada una calificación de DA, mantendrán el registro de esta calificación en su expediente. La calificación DA se sigue considerando como reprobatoria en los mismos términos anteriores tanto para el cálculo de estatus académico, de promedio y para el otorgamiento de distinciones académicas.</w:t>
-      </w:r>
-    </w:p>
-    <w:p>
-      <w:pPr>
-        <w:pStyle w:val="BodyText"/>
+        <w:t>Este reglamento aplica para todos los alumnos a partir de su promulgación. Los casos de alumnos que, de acuerdo a la versión previa de este reglamento, tengan registrada una calificación de DA, mantendrán el registro de esta calificación en su expediente. La calificación DA se sigue considerando como reprobatoria en los mismos términos anteriores tanto para el cálculo de estatus académico, de promedio y para el otorgamiento de distinciones académicas.</w:t>
+      </w:r>
+    </w:p>
+    <w:p>
+      <w:pPr>
+        <w:pStyle w:val="Textoindependiente"/>
         <w:spacing w:before="0" w:line="300" w:lineRule="exact"/>
         <w:rPr>
           <w:sz w:val="22"/>
@@ -3223,47 +3207,47 @@
 <w:hdr xmlns:wpc="http://schemas.microsoft.com/office/word/2010/wordprocessingCanvas" xmlns:cx="http://schemas.microsoft.com/office/drawing/2014/chartex" xmlns:cx1="http://schemas.microsoft.com/office/drawing/2015/9/8/chartex" xmlns:cx2="http://schemas.microsoft.com/office/drawing/2015/10/21/chartex" xmlns:cx3="http://schemas.microsoft.com/office/drawing/2016/5/9/chartex" xmlns:cx4="http://schemas.microsoft.com/office/drawing/2016/5/10/chartex" xmlns:cx5="http://schemas.microsoft.com/office/drawing/2016/5/11/chartex" xmlns:cx6="http://schemas.microsoft.com/office/drawing/2016/5/12/chartex" xmlns:cx7="http://schemas.microsoft.com/office/drawing/2016/5/13/chartex" xmlns:cx8="http://schemas.microsoft.com/office/drawing/2016/5/14/chartex" xmlns:mc="http://schemas.openxmlformats.org/markup-compatibility/2006" xmlns:aink="http://schemas.microsoft.com/office/drawing/2016/ink" xmlns:am3d="http://schemas.microsoft.com/office/drawing/2017/model3d" xmlns:o="urn:schemas-microsoft-com:office:office" xmlns:oel="http://schemas.microsoft.com/office/2019/extlst" xmlns:r="http://schemas.openxmlformats.org/officeDocument/2006/relationships" xmlns:m="http://schemas.openxmlformats.org/officeDocument/2006/math" xmlns:v="urn:schemas-microsoft-com:vml" xmlns:wp14="http://schemas.microsoft.com/office/word/2010/wordprocessingDrawing" xmlns:wp="http://schemas.openxmlformats.org/drawingml/2006/wordprocessingDrawing" xmlns:w10="urn:schemas-microsoft-com:office:word" xmlns:w="http://schemas.openxmlformats.org/wordprocessingml/2006/main" xmlns:w14="http://schemas.microsoft.com/office/word/2010/wordml" xmlns:w15="http://schemas.microsoft.com/office/word/2012/wordml" xmlns:w16cex="http://schemas.microsoft.com/office/word/2018/wordml/cex" xmlns:w16cid="http://schemas.microsoft.com/office/word/2016/wordml/cid" xmlns:w16="http://schemas.microsoft.com/office/word/2018/wordml" xmlns:w16du="http://schemas.microsoft.com/office/word/2023/wordml/word16du" xmlns:w16sdtdh="http://schemas.microsoft.com/office/word/2020/wordml/sdtdatahash" xmlns:w16sdtfl="http://schemas.microsoft.com/office/word/2024/wordml/sdtformatlock" xmlns:w16se="http://schemas.microsoft.com/office/word/2015/wordml/symex" xmlns:wpg="http://schemas.microsoft.com/office/word/2010/wordprocessingGroup" xmlns:wpi="http://schemas.microsoft.com/office/word/2010/wordprocessingInk" xmlns:wne="http://schemas.microsoft.com/office/word/2006/wordml" xmlns:wps="http://schemas.microsoft.com/office/word/2010/wordprocessingShape" mc:Ignorable="w14 w15 w16se w16cid w16 w16cex w16sdtdh w16sdtfl w16du wp14">
   <w:p>
     <w:pPr>
-      <w:pStyle w:val="Header"/>
+      <w:pStyle w:val="Encabezado"/>
       <w:framePr w:wrap="around" w:vAnchor="text" w:hAnchor="margin" w:xAlign="right" w:y="1"/>
       <w:rPr>
-        <w:rStyle w:val="PageNumber"/>
+        <w:rStyle w:val="Nmerodepgina"/>
       </w:rPr>
     </w:pPr>
     <w:r>
       <w:rPr>
-        <w:rStyle w:val="PageNumber"/>
+        <w:rStyle w:val="Nmerodepgina"/>
       </w:rPr>
       <w:fldChar w:fldCharType="begin"/>
     </w:r>
     <w:r>
       <w:rPr>
-        <w:rStyle w:val="PageNumber"/>
+        <w:rStyle w:val="Nmerodepgina"/>
       </w:rPr>
       <w:instrText xml:space="preserve">PAGE  </w:instrText>
     </w:r>
     <w:r>
       <w:rPr>
-        <w:rStyle w:val="PageNumber"/>
+        <w:rStyle w:val="Nmerodepgina"/>
       </w:rPr>
       <w:fldChar w:fldCharType="separate"/>
     </w:r>
     <w:r>
       <w:rPr>
-        <w:rStyle w:val="PageNumber"/>
+        <w:rStyle w:val="Nmerodepgina"/>
         <w:noProof/>
       </w:rPr>
       <w:t>2</w:t>
     </w:r>
     <w:r>
       <w:rPr>
-        <w:rStyle w:val="PageNumber"/>
+        <w:rStyle w:val="Nmerodepgina"/>
       </w:rPr>
       <w:fldChar w:fldCharType="end"/>
     </w:r>
   </w:p>
   <w:p>
     <w:pPr>
-      <w:pStyle w:val="Header"/>
+      <w:pStyle w:val="Encabezado"/>
       <w:ind w:right="360"/>
     </w:pPr>
   </w:p>
@@ -3274,7 +3258,7 @@
 <w:hdr xmlns:wpc="http://schemas.microsoft.com/office/word/2010/wordprocessingCanvas" xmlns:cx="http://schemas.microsoft.com/office/drawing/2014/chartex" xmlns:cx1="http://schemas.microsoft.com/office/drawing/2015/9/8/chartex" xmlns:cx2="http://schemas.microsoft.com/office/drawing/2015/10/21/chartex" xmlns:cx3="http://schemas.microsoft.com/office/drawing/2016/5/9/chartex" xmlns:cx4="http://schemas.microsoft.com/office/drawing/2016/5/10/chartex" xmlns:cx5="http://schemas.microsoft.com/office/drawing/2016/5/11/chartex" xmlns:cx6="http://schemas.microsoft.com/office/drawing/2016/5/12/chartex" xmlns:cx7="http://schemas.microsoft.com/office/drawing/2016/5/13/chartex" xmlns:cx8="http://schemas.microsoft.com/office/drawing/2016/5/14/chartex" xmlns:mc="http://schemas.openxmlformats.org/markup-compatibility/2006" xmlns:aink="http://schemas.microsoft.com/office/drawing/2016/ink" xmlns:am3d="http://schemas.microsoft.com/office/drawing/2017/model3d" xmlns:o="urn:schemas-microsoft-com:office:office" xmlns:oel="http://schemas.microsoft.com/office/2019/extlst" xmlns:r="http://schemas.openxmlformats.org/officeDocument/2006/relationships" xmlns:m="http://schemas.openxmlformats.org/officeDocument/2006/math" xmlns:v="urn:schemas-microsoft-com:vml" xmlns:wp14="http://schemas.microsoft.com/office/word/2010/wordprocessingDrawing" xmlns:wp="http://schemas.openxmlformats.org/drawingml/2006/wordprocessingDrawing" xmlns:w10="urn:schemas-microsoft-com:office:word" xmlns:w="http://schemas.openxmlformats.org/wordprocessingml/2006/main" xmlns:w14="http://schemas.microsoft.com/office/word/2010/wordml" xmlns:w15="http://schemas.microsoft.com/office/word/2012/wordml" xmlns:w16cex="http://schemas.microsoft.com/office/word/2018/wordml/cex" xmlns:w16cid="http://schemas.microsoft.com/office/word/2016/wordml/cid" xmlns:w16="http://schemas.microsoft.com/office/word/2018/wordml" xmlns:w16du="http://schemas.microsoft.com/office/word/2023/wordml/word16du" xmlns:w16sdtdh="http://schemas.microsoft.com/office/word/2020/wordml/sdtdatahash" xmlns:w16sdtfl="http://schemas.microsoft.com/office/word/2024/wordml/sdtformatlock" xmlns:w16se="http://schemas.microsoft.com/office/word/2015/wordml/symex" xmlns:wpg="http://schemas.microsoft.com/office/word/2010/wordprocessingGroup" xmlns:wpi="http://schemas.microsoft.com/office/word/2010/wordprocessingInk" xmlns:wne="http://schemas.microsoft.com/office/word/2006/wordml" xmlns:wps="http://schemas.microsoft.com/office/word/2010/wordprocessingShape" mc:Ignorable="w14 w15 w16se w16cid w16 w16cex w16sdtdh w16sdtfl w16du wp14">
   <w:p>
     <w:pPr>
-      <w:pStyle w:val="Header"/>
+      <w:pStyle w:val="Encabezado"/>
       <w:ind w:right="360"/>
     </w:pPr>
   </w:p>
@@ -5782,7 +5766,7 @@
       <w:lang w:val="es-ES_tradnl" w:eastAsia="en-US"/>
     </w:rPr>
   </w:style>
-  <w:style w:type="paragraph" w:styleId="Heading1">
+  <w:style w:type="paragraph" w:styleId="Ttulo1">
     <w:name w:val="heading 1"/>
     <w:basedOn w:val="Normal"/>
     <w:next w:val="Normal"/>
@@ -5798,7 +5782,7 @@
       <w:sz w:val="22"/>
     </w:rPr>
   </w:style>
-  <w:style w:type="paragraph" w:styleId="Heading2">
+  <w:style w:type="paragraph" w:styleId="Ttulo2">
     <w:name w:val="heading 2"/>
     <w:basedOn w:val="Normal"/>
     <w:next w:val="Normal"/>
@@ -5814,7 +5798,7 @@
       <w:sz w:val="24"/>
     </w:rPr>
   </w:style>
-  <w:style w:type="paragraph" w:styleId="Heading3">
+  <w:style w:type="paragraph" w:styleId="Ttulo3">
     <w:name w:val="heading 3"/>
     <w:basedOn w:val="Normal"/>
     <w:next w:val="Normal"/>
@@ -5837,13 +5821,13 @@
       </w14:shadow>
     </w:rPr>
   </w:style>
-  <w:style w:type="character" w:default="1" w:styleId="DefaultParagraphFont">
+  <w:style w:type="character" w:default="1" w:styleId="Fuentedeprrafopredeter">
     <w:name w:val="Default Paragraph Font"/>
     <w:uiPriority w:val="1"/>
     <w:semiHidden/>
     <w:unhideWhenUsed/>
   </w:style>
-  <w:style w:type="table" w:default="1" w:styleId="TableNormal">
+  <w:style w:type="table" w:default="1" w:styleId="Tablanormal">
     <w:name w:val="Normal Table"/>
     <w:uiPriority w:val="99"/>
     <w:semiHidden/>
@@ -5858,13 +5842,13 @@
       </w:tblCellMar>
     </w:tblPr>
   </w:style>
-  <w:style w:type="numbering" w:default="1" w:styleId="NoList">
+  <w:style w:type="numbering" w:default="1" w:styleId="Sinlista">
     <w:name w:val="No List"/>
     <w:uiPriority w:val="99"/>
     <w:semiHidden/>
     <w:unhideWhenUsed/>
   </w:style>
-  <w:style w:type="paragraph" w:styleId="Header">
+  <w:style w:type="paragraph" w:styleId="Encabezado">
     <w:name w:val="header"/>
     <w:basedOn w:val="Normal"/>
     <w:pPr>
@@ -5874,14 +5858,14 @@
       </w:tabs>
     </w:pPr>
   </w:style>
-  <w:style w:type="character" w:styleId="PageNumber">
+  <w:style w:type="character" w:styleId="Nmerodepgina">
     <w:name w:val="page number"/>
-    <w:basedOn w:val="DefaultParagraphFont"/>
+    <w:basedOn w:val="Fuentedeprrafopredeter"/>
   </w:style>
-  <w:style w:type="paragraph" w:styleId="BodyText">
+  <w:style w:type="paragraph" w:styleId="Textoindependiente">
     <w:name w:val="Body Text"/>
     <w:basedOn w:val="Normal"/>
-    <w:link w:val="BodyTextChar"/>
+    <w:link w:val="TextoindependienteCar"/>
     <w:pPr>
       <w:spacing w:before="120" w:line="288" w:lineRule="auto"/>
       <w:jc w:val="both"/>
@@ -5891,7 +5875,7 @@
       <w:sz w:val="24"/>
     </w:rPr>
   </w:style>
-  <w:style w:type="paragraph" w:styleId="Footer">
+  <w:style w:type="paragraph" w:styleId="Piedepgina">
     <w:name w:val="footer"/>
     <w:basedOn w:val="Normal"/>
     <w:pPr>
@@ -5901,7 +5885,7 @@
       </w:tabs>
     </w:pPr>
   </w:style>
-  <w:style w:type="paragraph" w:styleId="BodyText2">
+  <w:style w:type="paragraph" w:styleId="Textoindependiente2">
     <w:name w:val="Body Text 2"/>
     <w:basedOn w:val="Normal"/>
     <w:rPr>
@@ -5910,14 +5894,14 @@
       <w:i/>
     </w:rPr>
   </w:style>
-  <w:style w:type="character" w:styleId="Hyperlink">
+  <w:style w:type="character" w:styleId="Hipervnculo">
     <w:name w:val="Hyperlink"/>
     <w:rPr>
       <w:color w:val="0000FF"/>
       <w:u w:val="single"/>
     </w:rPr>
   </w:style>
-  <w:style w:type="paragraph" w:styleId="BlockText">
+  <w:style w:type="paragraph" w:styleId="Textodebloque">
     <w:name w:val="Block Text"/>
     <w:basedOn w:val="Normal"/>
     <w:pPr>
@@ -5935,10 +5919,10 @@
       </w14:shadow>
     </w:rPr>
   </w:style>
-  <w:style w:type="paragraph" w:styleId="BodyText3">
+  <w:style w:type="paragraph" w:styleId="Textoindependiente3">
     <w:name w:val="Body Text 3"/>
     <w:basedOn w:val="Normal"/>
-    <w:link w:val="BodyText3Char"/>
+    <w:link w:val="Textoindependiente3Car"/>
     <w:uiPriority w:val="99"/>
     <w:semiHidden/>
     <w:unhideWhenUsed/>
@@ -5951,9 +5935,9 @@
       <w:szCs w:val="16"/>
     </w:rPr>
   </w:style>
-  <w:style w:type="character" w:customStyle="1" w:styleId="BodyText3Char">
-    <w:name w:val="Body Text 3 Char"/>
-    <w:link w:val="BodyText3"/>
+  <w:style w:type="character" w:customStyle="1" w:styleId="Textoindependiente3Car">
+    <w:name w:val="Texto independiente 3 Car"/>
+    <w:link w:val="Textoindependiente3"/>
     <w:uiPriority w:val="99"/>
     <w:semiHidden/>
     <w:rsid w:val="00EF27A0"/>
@@ -5963,10 +5947,10 @@
       <w:lang w:val="es-ES_tradnl" w:eastAsia="en-US"/>
     </w:rPr>
   </w:style>
-  <w:style w:type="paragraph" w:styleId="BalloonText">
+  <w:style w:type="paragraph" w:styleId="Textodeglobo">
     <w:name w:val="Balloon Text"/>
     <w:basedOn w:val="Normal"/>
-    <w:link w:val="BalloonTextChar"/>
+    <w:link w:val="TextodegloboCar"/>
     <w:uiPriority w:val="99"/>
     <w:semiHidden/>
     <w:unhideWhenUsed/>
@@ -5977,9 +5961,9 @@
       <w:szCs w:val="16"/>
     </w:rPr>
   </w:style>
-  <w:style w:type="character" w:customStyle="1" w:styleId="BalloonTextChar">
-    <w:name w:val="Balloon Text Char"/>
-    <w:link w:val="BalloonText"/>
+  <w:style w:type="character" w:customStyle="1" w:styleId="TextodegloboCar">
+    <w:name w:val="Texto de globo Car"/>
+    <w:link w:val="Textodeglobo"/>
     <w:uiPriority w:val="99"/>
     <w:semiHidden/>
     <w:rsid w:val="00557BE3"/>
@@ -5990,9 +5974,9 @@
       <w:lang w:val="es-ES_tradnl" w:eastAsia="en-US"/>
     </w:rPr>
   </w:style>
-  <w:style w:type="table" w:styleId="TableGrid">
+  <w:style w:type="table" w:styleId="Tablaconcuadrcula">
     <w:name w:val="Table Grid"/>
-    <w:basedOn w:val="TableNormal"/>
+    <w:basedOn w:val="Tablanormal"/>
     <w:uiPriority w:val="59"/>
     <w:rsid w:val="004C15E7"/>
     <w:tblPr>
@@ -6008,15 +5992,15 @@
   </w:style>
   <w:style w:type="character" w:customStyle="1" w:styleId="textobold">
     <w:name w:val="textobold"/>
-    <w:basedOn w:val="DefaultParagraphFont"/>
+    <w:basedOn w:val="Fuentedeprrafopredeter"/>
     <w:rsid w:val="00E23F3F"/>
   </w:style>
   <w:style w:type="character" w:customStyle="1" w:styleId="apple-converted-space">
     <w:name w:val="apple-converted-space"/>
-    <w:basedOn w:val="DefaultParagraphFont"/>
+    <w:basedOn w:val="Fuentedeprrafopredeter"/>
     <w:rsid w:val="00E23F3F"/>
   </w:style>
-  <w:style w:type="paragraph" w:styleId="ListParagraph">
+  <w:style w:type="paragraph" w:styleId="Prrafodelista">
     <w:name w:val="List Paragraph"/>
     <w:basedOn w:val="Normal"/>
     <w:uiPriority w:val="34"/>
@@ -6050,9 +6034,9 @@
       <w:lang w:val="es-MX" w:eastAsia="es-MX"/>
     </w:rPr>
   </w:style>
-  <w:style w:type="character" w:styleId="Strong">
+  <w:style w:type="character" w:styleId="Fuerte">
     <w:name w:val="Strong"/>
-    <w:basedOn w:val="DefaultParagraphFont"/>
+    <w:basedOn w:val="Fuentedeprrafopredeter"/>
     <w:uiPriority w:val="22"/>
     <w:qFormat/>
     <w:rsid w:val="00D219E0"/>
@@ -6061,9 +6045,9 @@
       <w:bCs/>
     </w:rPr>
   </w:style>
-  <w:style w:type="character" w:styleId="Emphasis">
+  <w:style w:type="character" w:styleId="nfasis">
     <w:name w:val="Emphasis"/>
-    <w:basedOn w:val="DefaultParagraphFont"/>
+    <w:basedOn w:val="Fuentedeprrafopredeter"/>
     <w:uiPriority w:val="20"/>
     <w:qFormat/>
     <w:rsid w:val="00D219E0"/>
@@ -6072,10 +6056,10 @@
       <w:iCs/>
     </w:rPr>
   </w:style>
-  <w:style w:type="character" w:customStyle="1" w:styleId="BodyTextChar">
-    <w:name w:val="Body Text Char"/>
-    <w:basedOn w:val="DefaultParagraphFont"/>
-    <w:link w:val="BodyText"/>
+  <w:style w:type="character" w:customStyle="1" w:styleId="TextoindependienteCar">
+    <w:name w:val="Texto independiente Car"/>
+    <w:basedOn w:val="Fuentedeprrafopredeter"/>
+    <w:link w:val="Textoindependiente"/>
     <w:rsid w:val="00E5417D"/>
     <w:rPr>
       <w:rFonts w:ascii="Arial" w:hAnsi="Arial"/>
